--- a/media/R2601/output_dir/测评对象.docx
+++ b/media/R2601/output_dir/测评对象.docx
@@ -57,7 +57,7 @@
       <w:r>
         <w:drawing>
           <wp:inline xmlns:a="http://schemas.openxmlformats.org/drawingml/2006/main" xmlns:pic="http://schemas.openxmlformats.org/drawingml/2006/picture">
-            <wp:extent cx="4320000" cy="2805861"/>
+            <wp:extent cx="4320000" cy="2129386"/>
             <wp:docPr id="1001" name="Picture 1"/>
             <wp:cNvGraphicFramePr>
               <a:graphicFrameLocks noChangeAspect="1"/>
@@ -78,7 +78,7 @@
                   <pic:spPr>
                     <a:xfrm>
                       <a:off x="0" y="0"/>
-                      <a:ext cx="4320000" cy="2805861"/>
+                      <a:ext cx="4320000" cy="2129386"/>
                     </a:xfrm>
                     <a:prstGeom prst="rect"/>
                   </pic:spPr>
@@ -180,7 +180,7 @@
         <w:rPr>
           <w:rFonts w:eastAsia="黑体"/>
         </w:rPr>
-        <w:t xml:space="preserve">软件组成图</w:t>
+        <w:t xml:space="preserve">这是图片题注</w:t>
       </w:r>
     </w:p>
     <w:sectPr>

--- a/media/R2601/output_dir/测评对象.docx
+++ b/media/R2601/output_dir/测评对象.docx
@@ -12,30 +12,6 @@
           <w:rFonts w:hint="eastAsia"/>
         </w:rPr>
         <w:t xml:space="preserve">惯性测量组件地面测试设备是用于光纤惯组交付的产品测试的设备。设计用于实现光纤惯组的测试实验。标校软件运行于惯性测量组件地面测试设备之中，主要完成硬件控制、数据采集计算等功能。</w:t>
-      </w:r>
-    </w:p>
-    <w:p>
-      <w:pPr>
-        <w:pStyle w:val="aff2"/>
-        <w:ind w:firstLine="480"/>
-      </w:pPr>
-      <w:r>
-        <w:rPr>
-          <w:rFonts w:hint="eastAsia"/>
-        </w:rPr>
-        <w:t xml:space="preserve">软件任务提出单位：总体技术一部总体设计设计组</w:t>
-      </w:r>
-    </w:p>
-    <w:p>
-      <w:pPr>
-        <w:pStyle w:val="aff2"/>
-        <w:ind w:firstLine="480"/>
-      </w:pPr>
-      <w:r>
-        <w:rPr>
-          <w:rFonts w:hint="eastAsia"/>
-        </w:rPr>
-        <w:t xml:space="preserve">软件任务开发单位：总体技术一部软件组</w:t>
       </w:r>
     </w:p>
     <w:p>
@@ -181,6 +157,332 @@
           <w:rFonts w:eastAsia="黑体"/>
         </w:rPr>
         <w:t xml:space="preserve">这是图片题注</w:t>
+      </w:r>
+    </w:p>
+    <w:p>
+      <w:pPr>
+        <w:wordWrap w:val="0"/>
+        <w:spacing w:line="360" w:lineRule="auto"/>
+        <w:jc w:val="center"/>
+        <w:rPr>
+          <w:rFonts w:eastAsia="黑体"/>
+          <w:szCs w:val="21"/>
+        </w:rPr>
+      </w:pPr>
+      <w:r>
+        <w:rPr>
+          <w:rFonts w:eastAsia="黑体"/>
+          <w:szCs w:val="21"/>
+        </w:rPr>
+        <w:t>表</w:t>
+      </w:r>
+      <w:r>
+        <w:rPr>
+          <w:rFonts w:eastAsia="黑体"/>
+          <w:szCs w:val="21"/>
+        </w:rPr>
+        <w:fldChar w:fldCharType="begin"/>
+      </w:r>
+      <w:r>
+        <w:rPr>
+          <w:rFonts w:eastAsia="黑体"/>
+          <w:szCs w:val="21"/>
+        </w:rPr>
+        <w:instrText xml:space="preserve"> STYLEREF 1 \s </w:instrText>
+      </w:r>
+      <w:r>
+        <w:rPr>
+          <w:rFonts w:eastAsia="黑体"/>
+          <w:szCs w:val="21"/>
+        </w:rPr>
+        <w:fldChar w:fldCharType="separate"/>
+      </w:r>
+      <w:r>
+        <w:rPr>
+          <w:rFonts w:eastAsia="黑体"/>
+          <w:noProof/>
+          <w:szCs w:val="21"/>
+        </w:rPr>
+        <w:t>5</w:t>
+      </w:r>
+      <w:r>
+        <w:rPr>
+          <w:rFonts w:eastAsia="黑体"/>
+          <w:szCs w:val="21"/>
+        </w:rPr>
+        <w:fldChar w:fldCharType="end"/>
+      </w:r>
+      <w:r>
+        <w:rPr>
+          <w:rFonts w:eastAsia="黑体"/>
+          <w:szCs w:val="21"/>
+        </w:rPr>
+        <w:noBreakHyphen/>
+      </w:r>
+      <w:r>
+        <w:rPr>
+          <w:rFonts w:eastAsia="黑体"/>
+          <w:szCs w:val="21"/>
+        </w:rPr>
+        <w:fldChar w:fldCharType="begin"/>
+      </w:r>
+      <w:r>
+        <w:rPr>
+          <w:rFonts w:eastAsia="黑体"/>
+          <w:szCs w:val="21"/>
+        </w:rPr>
+        <w:instrText xml:space="preserve"> SEQ </w:instrText>
+      </w:r>
+      <w:r>
+        <w:rPr>
+          <w:rFonts w:eastAsia="黑体"/>
+          <w:szCs w:val="21"/>
+        </w:rPr>
+        <w:instrText>表</w:instrText>
+      </w:r>
+      <w:r>
+        <w:rPr>
+          <w:rFonts w:eastAsia="黑体"/>
+          <w:szCs w:val="21"/>
+        </w:rPr>
+        <w:instrText xml:space="preserve"> \* ARABIC \s 1 </w:instrText>
+      </w:r>
+      <w:r>
+        <w:rPr>
+          <w:rFonts w:eastAsia="黑体"/>
+          <w:szCs w:val="21"/>
+        </w:rPr>
+        <w:fldChar w:fldCharType="separate"/>
+      </w:r>
+      <w:r>
+        <w:rPr>
+          <w:rFonts w:eastAsia="黑体"/>
+          <w:noProof/>
+          <w:szCs w:val="21"/>
+        </w:rPr>
+        <w:t>1</w:t>
+      </w:r>
+      <w:r>
+        <w:rPr>
+          <w:rFonts w:eastAsia="黑体"/>
+          <w:szCs w:val="21"/>
+        </w:rPr>
+        <w:fldChar w:fldCharType="end"/>
+      </w:r>
+      <w:r>
+        <w:rPr>
+          <w:rFonts w:eastAsia="黑体" w:hint="eastAsia"/>
+          <w:szCs w:val="21"/>
+        </w:rPr>
+        <w:t xml:space="preserve">这是表格的题注</w:t>
+      </w:r>
+    </w:p>
+    <w:p>
+      <w:pPr>
+        <w:wordWrap w:val="0"/>
+        <w:spacing w:line="360" w:lineRule="auto"/>
+        <w:jc w:val="center"/>
+        <w:rPr>
+          <w:rFonts w:eastAsia="黑体" w:hint="eastAsia"/>
+          <w:szCs w:val="21"/>
+        </w:rPr>
+      </w:pPr>
+      <w:r>
+        <w:rPr>
+          <w:rFonts w:eastAsia="黑体" w:hint="eastAsia"/>
+          <w:szCs w:val="21"/>
+        </w:rPr>
+        <w:t xml:space="preserve">
+          <w:tbl>
+            <w:tblPr>
+              <w:tblW w:type="auto" w:w="0"/>
+              <w:jc w:val="center"/>
+              <w:tblLook w:firstColumn="1" w:firstRow="1" w:lastColumn="0" w:lastRow="0" w:noHBand="0" w:noVBand="1" w:val="04A0"/>
+            </w:tblPr>
+            <w:tblGrid>
+              <w:gridCol w:w="2880"/>
+              <w:gridCol w:w="2880"/>
+              <w:gridCol w:w="2880"/>
+            </w:tblGrid>
+            <w:tr>
+              <w:tc>
+                <w:tcPr>
+                  <w:tcW w:type="dxa" w:w="2880"/>
+                  <w:vAlign w:val="center"/>
+                  <w:tcBorders>
+                    <w:left w:sz="12" w:val="single" w:color="#000000"/>
+                    <w:top w:sz="12" w:val="single" w:color="#000000"/>
+                    <w:right w:sz="6" w:val="single" w:color="#000000" w:space="0"/>
+                    <w:bottom w:sz="6" w:val="single" w:color="#000000" w:space="0"/>
+                  </w:tcBorders>
+                </w:tcPr>
+                <w:p>
+                  <w:pPr>
+                    <w:jc w:val="center"/>
+                  </w:pPr>
+                  <w:r/>
+                  <w:r>
+                    <w:rPr>
+                      <w:rFonts w:ascii="黑体" w:hAnsi="黑体" w:eastAsia="黑体"/>
+                      <w:b w:val="0"/>
+                    </w:rPr>
+                    <w:t>11</w:t>
+                  </w:r>
+                </w:p>
+              </w:tc>
+              <w:tc>
+                <w:tcPr>
+                  <w:tcW w:type="dxa" w:w="2880"/>
+                  <w:vAlign w:val="center"/>
+                  <w:tcBorders>
+                    <w:left w:sz="6" w:val="single" w:color="#000000" w:space="0"/>
+                    <w:top w:sz="12" w:val="single" w:color="#000000"/>
+                    <w:right w:sz="6" w:val="single" w:color="#000000" w:space="0"/>
+                    <w:bottom w:sz="6" w:val="single" w:color="#000000" w:space="0"/>
+                  </w:tcBorders>
+                </w:tcPr>
+                <w:p>
+                  <w:pPr>
+                    <w:jc w:val="center"/>
+                  </w:pPr>
+                  <w:r/>
+                  <w:r>
+                    <w:rPr>
+                      <w:rFonts w:ascii="黑体" w:hAnsi="黑体" w:eastAsia="黑体"/>
+                      <w:b w:val="0"/>
+                    </w:rPr>
+                    <w:t>12</w:t>
+                  </w:r>
+                </w:p>
+              </w:tc>
+              <w:tc>
+                <w:tcPr>
+                  <w:tcW w:type="dxa" w:w="2880"/>
+                  <w:vAlign w:val="center"/>
+                  <w:tcBorders>
+                    <w:left w:sz="6" w:val="single" w:color="#000000" w:space="0"/>
+                    <w:top w:sz="12" w:val="single" w:color="#000000"/>
+                    <w:right w:sz="12" w:val="single" w:color="#000000"/>
+                    <w:bottom w:sz="6" w:val="single" w:color="#000000" w:space="0"/>
+                  </w:tcBorders>
+                </w:tcPr>
+                <w:p>
+                  <w:pPr>
+                    <w:jc w:val="center"/>
+                  </w:pPr>
+                  <w:r/>
+                  <w:r>
+                    <w:rPr>
+                      <w:rFonts w:ascii="黑体" w:hAnsi="黑体" w:eastAsia="黑体"/>
+                      <w:b w:val="0"/>
+                    </w:rPr>
+                    <w:t>13</w:t>
+                  </w:r>
+                </w:p>
+              </w:tc>
+            </w:tr>
+            <w:tr>
+              <w:tc>
+                <w:tcPr>
+                  <w:tcW w:type="dxa" w:w="2880"/>
+                  <w:tcBorders>
+                    <w:left w:sz="12" w:val="single" w:color="#000000"/>
+                    <w:top w:sz="6" w:val="single" w:color="#000000" w:space="0"/>
+                    <w:right w:sz="6" w:val="single" w:color="#000000" w:space="0"/>
+                    <w:bottom w:sz="6" w:val="single" w:color="#000000" w:space="0"/>
+                  </w:tcBorders>
+                </w:tcPr>
+                <w:p>
+                  <w:r>
+                    <w:t>21</w:t>
+                  </w:r>
+                </w:p>
+              </w:tc>
+              <w:tc>
+                <w:tcPr>
+                  <w:tcW w:type="dxa" w:w="2880"/>
+                  <w:tcBorders>
+                    <w:left w:sz="6" w:val="single" w:color="#000000" w:space="0"/>
+                    <w:top w:sz="6" w:val="single" w:color="#000000" w:space="0"/>
+                    <w:right w:sz="6" w:val="single" w:color="#000000" w:space="0"/>
+                    <w:bottom w:sz="6" w:val="single" w:color="#000000" w:space="0"/>
+                  </w:tcBorders>
+                </w:tcPr>
+                <w:p>
+                  <w:r>
+                    <w:t>22</w:t>
+                  </w:r>
+                </w:p>
+              </w:tc>
+              <w:tc>
+                <w:tcPr>
+                  <w:tcW w:type="dxa" w:w="2880"/>
+                  <w:tcBorders>
+                    <w:left w:sz="6" w:val="single" w:color="#000000" w:space="0"/>
+                    <w:top w:sz="6" w:val="single" w:color="#000000" w:space="0"/>
+                    <w:right w:sz="12" w:val="single" w:color="#000000"/>
+                    <w:bottom w:sz="6" w:val="single" w:color="#000000" w:space="0"/>
+                  </w:tcBorders>
+                </w:tcPr>
+                <w:p>
+                  <w:r>
+                    <w:t>23</w:t>
+                  </w:r>
+                </w:p>
+              </w:tc>
+            </w:tr>
+            <w:tr>
+              <w:tc>
+                <w:tcPr>
+                  <w:tcW w:type="dxa" w:w="2880"/>
+                  <w:tcBorders>
+                    <w:left w:sz="12" w:val="single" w:color="#000000"/>
+                    <w:top w:sz="6" w:val="single" w:color="#000000" w:space="0"/>
+                    <w:right w:sz="6" w:val="single" w:color="#000000" w:space="0"/>
+                    <w:bottom w:sz="12" w:val="single" w:color="#000000"/>
+                  </w:tcBorders>
+                </w:tcPr>
+                <w:p>
+                  <w:r>
+                    <w:t>31</w:t>
+                  </w:r>
+                </w:p>
+              </w:tc>
+              <w:tc>
+                <w:tcPr>
+                  <w:tcW w:type="dxa" w:w="2880"/>
+                  <w:tcBorders>
+                    <w:left w:sz="6" w:val="single" w:color="#000000" w:space="0"/>
+                    <w:top w:sz="6" w:val="single" w:color="#000000" w:space="0"/>
+                    <w:right w:sz="6" w:val="single" w:color="#000000" w:space="0"/>
+                    <w:bottom w:sz="12" w:val="single" w:color="#000000"/>
+                  </w:tcBorders>
+                </w:tcPr>
+                <w:p>
+                  <w:r>
+                    <w:t>32</w:t>
+                  </w:r>
+                </w:p>
+              </w:tc>
+              <w:tc>
+                <w:tcPr>
+                  <w:tcW w:type="dxa" w:w="2880"/>
+                  <w:tcBorders>
+                    <w:left w:sz="6" w:val="single" w:color="#000000" w:space="0"/>
+                    <w:top w:sz="6" w:val="single" w:color="#000000" w:space="0"/>
+                    <w:right w:sz="12" w:val="single" w:color="#000000"/>
+                    <w:bottom w:sz="12" w:val="single" w:color="#000000"/>
+                  </w:tcBorders>
+                </w:tcPr>
+                <w:p>
+                  <w:r>
+                    <w:t>33</w:t>
+                  </w:r>
+                </w:p>
+              </w:tc>
+            </w:tr>
+          </w:tbl>
+        </w:t>
       </w:r>
     </w:p>
     <w:sectPr>
